--- a/writing/Chapter 5 - 5.6 Discussion/WRITING_GUIDE.docx
+++ b/writing/Chapter 5 - 5.6 Discussion/WRITING_GUIDE.docx
@@ -335,7 +335,7 @@
     </w:p>
     <w:p>
       <w:r>
-        <w:t>The panel questioned whether multiple models were necessary and suggested that a simpler agentic, RAG-based design might work better. We tested both suggestions directly. A single model of the same size, prompted to identify the emotion and respond in one pass, produced less empathetic and less emotionally faithful replies than the decoupled design. A single larger model performed better on raw quality, which we report as a genuine trade-off (5.6.4). Retrieval of similar human conversations reduced rule adherence in both versions we built (from 63.7% to 54.3% and 43.7%), because real listener replies model the multi-question behaviour the rules are meant to prevent. We did not build the full multi-turn agentic version the panel described, so our evidence covers retrieval-augmented prompting, not agentic systems in general. The second model earns its place as a transparency and control component: it exposes the emotional decision and costs 125M parameters and under ten minutes of training.</w:t>
+        <w:t>The panel questioned whether multiple models were necessary and suggested that a simpler agentic, RAG-based design might work better. We tested both suggestions directly. A single model of the same size, prompted to identify the emotion and respond in one pass, produced less empathetic and less emotionally faithful replies than the decoupled design. A single larger model performed better on raw quality, which we report as a genuine trade-off (5.6.4). Retrieval of similar human conversations reduced rule adherence in both versions we built (from 63.7% to 54.3% and 43.7%), because real listener replies model the multi-question behaviour the rules are meant to prevent. We did not build the full multi-turn agentic version the panel described, so our evidence covers retrieval-augmented prompting, not agentic systems in general. The second model earns its place as a transparency and control component: it exposes the emotional decision and costs 125M parameters and under ten minutes of training. A larger detector would not change this conclusion. Swapping RoBERTa-large into the final system left reply quality unchanged.</w:t>
       </w:r>
     </w:p>
     <w:p>
@@ -388,7 +388,7 @@
         <w:t>Evaluation.</w:t>
       </w:r>
       <w:r>
-        <w:t xml:space="preserve"> Automatic metrics are proxies: the acknowledgement check is keyword-based and biased toward negative emotions, WASSA was trained on essays and rewards length, emotion validation uses our own detector, and AI judges may share length biases. (4) </w:t>
+        <w:t xml:space="preserve"> Automatic metrics are proxies: the acknowledgement check is keyword-based and biased toward negative emotions, WASSA was trained on peer discussions of news articles, outputs coarse classes and rewards length, emotion validation uses our own detector, and AI judges may share length biases. (4) </w:t>
       </w:r>
       <w:r>
         <w:rPr>

--- a/writing/Chapter 5 - 5.6 Discussion/WRITING_GUIDE.docx
+++ b/writing/Chapter 5 - 5.6 Discussion/WRITING_GUIDE.docx
@@ -243,7 +243,7 @@
         <w:rPr>
           <w:rFonts w:ascii="Consolas" w:hAnsi="Consolas"/>
         </w:rPr>
-        <w:t>[[PENDING: final sentence depends on human evaluation and AI-judge results]]</w:t>
+        <w:t>[[PENDING: final sentence depends on human evaluation results]]</w:t>
       </w:r>
     </w:p>
     <w:p>
